--- a/CODEX_conversations.docx
+++ b/CODEX_conversations.docx
@@ -4,9 +4,11 @@
   <w:body>
     <w:p>
       <w:pPr>
-        <w:rPr>
-          <w:rFonts w:hint="eastAsia"/>
-        </w:rPr>
+        <w:pStyle w:val="ListParagraph"/>
+        <w:numPr>
+          <w:ilvl w:val="0"/>
+          <w:numId w:val="1"/>
+        </w:numPr>
       </w:pPr>
       <w:r>
         <w:t>이제 이 excel 계산을 pyspice를 통해 진행하고 싶어. 플라즈마 계산을 위해서는 전체 소자의 파워와 전류량을 알아야 하기 때문에 spice 계산이 필요한거고 나머지는 이론만 알면 python의 다른 기능으로 계산이 가능해 계산들이 서로 맞물려 있어서 feedback이 필요한 계산도 있어. 첫번째로 정할 거는 파일 구조를 어떻게 가져갈거냐야.</w:t>
@@ -27,6 +29,67 @@
         <w:t xml:space="preserve"> 더 좋은 방법이 있어?</w:t>
       </w:r>
     </w:p>
+    <w:p>
+      <w:pPr>
+        <w:pStyle w:val="ListParagraph"/>
+      </w:pPr>
+    </w:p>
+    <w:p>
+      <w:pPr>
+        <w:pStyle w:val="ListParagraph"/>
+        <w:numPr>
+          <w:ilvl w:val="0"/>
+          <w:numId w:val="1"/>
+        </w:numPr>
+      </w:pPr>
+      <w:r>
+        <w:rPr>
+          <w:rFonts w:hint="eastAsia"/>
+        </w:rPr>
+        <w:t xml:space="preserve">참고 자료는 </w:t>
+      </w:r>
+      <w:r>
+        <w:t>251209_Plasma_impedance_calculator_single frequency_900W_8Torr.xlsx</w:t>
+      </w:r>
+      <w:r>
+        <w:rPr>
+          <w:rFonts w:hint="eastAsia"/>
+        </w:rPr>
+        <w:t>에 있고 이 폴더에 저장되어 있어.</w:t>
+      </w:r>
+      <w:r>
+        <w:rPr>
+          <w:rFonts w:hint="eastAsia"/>
+        </w:rPr>
+        <w:t>(프로그램에서 이걸 항상 읽으라는 말이 아니라. 코드짤 때, 수식을 참고하라는 거야.)</w:t>
+      </w:r>
+    </w:p>
+    <w:p>
+      <w:pPr>
+        <w:pStyle w:val="ListParagraph"/>
+      </w:pPr>
+    </w:p>
+    <w:p>
+      <w:pPr>
+        <w:pStyle w:val="ListParagraph"/>
+        <w:numPr>
+          <w:ilvl w:val="0"/>
+          <w:numId w:val="1"/>
+        </w:numPr>
+      </w:pPr>
+      <w:r>
+        <w:rPr>
+          <w:rFonts w:hint="eastAsia"/>
+        </w:rPr>
+        <w:t>이번에는 일단 gui 구성까지는 안가고 pyspice계산과 plasma쪽 계산 코드를 연결시키는 일부터 시작하고 싶어.</w:t>
+      </w:r>
+    </w:p>
+    <w:p>
+      <w:pPr>
+        <w:pStyle w:val="ListParagraph"/>
+      </w:pPr>
+    </w:p>
+    <w:p/>
     <w:p/>
     <w:sectPr>
       <w:pgSz w:w="11906" w:h="16838"/>
@@ -36,6 +99,103 @@
     </w:sectPr>
   </w:body>
 </w:document>
+</file>
+
+<file path=word/numbering.xml><?xml version="1.0" encoding="utf-8"?>
+<w:numbering xmlns:wpc="http://schemas.microsoft.com/office/word/2010/wordprocessingCanvas" xmlns:cx="http://schemas.microsoft.com/office/drawing/2014/chartex" xmlns:cx1="http://schemas.microsoft.com/office/drawing/2015/9/8/chartex" xmlns:cx2="http://schemas.microsoft.com/office/drawing/2015/10/21/chartex" xmlns:cx3="http://schemas.microsoft.com/office/drawing/2016/5/9/chartex" xmlns:cx4="http://schemas.microsoft.com/office/drawing/2016/5/10/chartex" xmlns:cx5="http://schemas.microsoft.com/office/drawing/2016/5/11/chartex" xmlns:cx6="http://schemas.microsoft.com/office/drawing/2016/5/12/chartex" xmlns:cx7="http://schemas.microsoft.com/office/drawing/2016/5/13/chartex" xmlns:cx8="http://schemas.microsoft.com/office/drawing/2016/5/14/chartex" xmlns:mc="http://schemas.openxmlformats.org/markup-compatibility/2006" xmlns:aink="http://schemas.microsoft.com/office/drawing/2016/ink" xmlns:am3d="http://schemas.microsoft.com/office/drawing/2017/model3d" xmlns:o="urn:schemas-microsoft-com:office:office" xmlns:oel="http://schemas.microsoft.com/office/2019/extlst" xmlns:r="http://schemas.openxmlformats.org/officeDocument/2006/relationships" xmlns:m="http://schemas.openxmlformats.org/officeDocument/2006/math" xmlns:v="urn:schemas-microsoft-com:vml" xmlns:wp14="http://schemas.microsoft.com/office/word/2010/wordprocessingDrawing" xmlns:wp="http://schemas.openxmlformats.org/drawingml/2006/wordprocessingDrawing" xmlns:w10="urn:schemas-microsoft-com:office:word" xmlns:w="http://schemas.openxmlformats.org/wordprocessingml/2006/main" xmlns:w14="http://schemas.microsoft.com/office/word/2010/wordml" xmlns:w15="http://schemas.microsoft.com/office/word/2012/wordml" xmlns:w16cex="http://schemas.microsoft.com/office/word/2018/wordml/cex" xmlns:w16cid="http://schemas.microsoft.com/office/word/2016/wordml/cid" xmlns:w16="http://schemas.microsoft.com/office/word/2018/wordml" xmlns:w16du="http://schemas.microsoft.com/office/word/2023/wordml/word16du" xmlns:w16sdtdh="http://schemas.microsoft.com/office/word/2020/wordml/sdtdatahash" xmlns:w16sdtfl="http://schemas.microsoft.com/office/word/2024/wordml/sdtformatlock" xmlns:w16se="http://schemas.microsoft.com/office/word/2015/wordml/symex" xmlns:wpg="http://schemas.microsoft.com/office/word/2010/wordprocessingGroup" xmlns:wpi="http://schemas.microsoft.com/office/word/2010/wordprocessingInk" xmlns:wne="http://schemas.microsoft.com/office/word/2006/wordml" xmlns:wps="http://schemas.microsoft.com/office/word/2010/wordprocessingShape" mc:Ignorable="w14 w15 w16se w16cid w16 w16cex w16sdtdh w16sdtfl w16du wp14">
+  <w:abstractNum w:abstractNumId="0" w15:restartNumberingAfterBreak="0">
+    <w:nsid w:val="2FD95CC2"/>
+    <w:multiLevelType w:val="hybridMultilevel"/>
+    <w:tmpl w:val="506EDDA6"/>
+    <w:lvl w:ilvl="0" w:tplc="0409000F">
+      <w:start w:val="1"/>
+      <w:numFmt w:val="decimal"/>
+      <w:lvlText w:val="%1."/>
+      <w:lvlJc w:val="left"/>
+      <w:pPr>
+        <w:ind w:left="720" w:hanging="360"/>
+      </w:pPr>
+      <w:rPr>
+        <w:rFonts w:hint="default"/>
+      </w:rPr>
+    </w:lvl>
+    <w:lvl w:ilvl="1" w:tplc="04090019" w:tentative="1">
+      <w:start w:val="1"/>
+      <w:numFmt w:val="lowerLetter"/>
+      <w:lvlText w:val="%2."/>
+      <w:lvlJc w:val="left"/>
+      <w:pPr>
+        <w:ind w:left="1440" w:hanging="360"/>
+      </w:pPr>
+    </w:lvl>
+    <w:lvl w:ilvl="2" w:tplc="0409001B" w:tentative="1">
+      <w:start w:val="1"/>
+      <w:numFmt w:val="lowerRoman"/>
+      <w:lvlText w:val="%3."/>
+      <w:lvlJc w:val="right"/>
+      <w:pPr>
+        <w:ind w:left="2160" w:hanging="180"/>
+      </w:pPr>
+    </w:lvl>
+    <w:lvl w:ilvl="3" w:tplc="0409000F" w:tentative="1">
+      <w:start w:val="1"/>
+      <w:numFmt w:val="decimal"/>
+      <w:lvlText w:val="%4."/>
+      <w:lvlJc w:val="left"/>
+      <w:pPr>
+        <w:ind w:left="2880" w:hanging="360"/>
+      </w:pPr>
+    </w:lvl>
+    <w:lvl w:ilvl="4" w:tplc="04090019" w:tentative="1">
+      <w:start w:val="1"/>
+      <w:numFmt w:val="lowerLetter"/>
+      <w:lvlText w:val="%5."/>
+      <w:lvlJc w:val="left"/>
+      <w:pPr>
+        <w:ind w:left="3600" w:hanging="360"/>
+      </w:pPr>
+    </w:lvl>
+    <w:lvl w:ilvl="5" w:tplc="0409001B" w:tentative="1">
+      <w:start w:val="1"/>
+      <w:numFmt w:val="lowerRoman"/>
+      <w:lvlText w:val="%6."/>
+      <w:lvlJc w:val="right"/>
+      <w:pPr>
+        <w:ind w:left="4320" w:hanging="180"/>
+      </w:pPr>
+    </w:lvl>
+    <w:lvl w:ilvl="6" w:tplc="0409000F" w:tentative="1">
+      <w:start w:val="1"/>
+      <w:numFmt w:val="decimal"/>
+      <w:lvlText w:val="%7."/>
+      <w:lvlJc w:val="left"/>
+      <w:pPr>
+        <w:ind w:left="5040" w:hanging="360"/>
+      </w:pPr>
+    </w:lvl>
+    <w:lvl w:ilvl="7" w:tplc="04090019" w:tentative="1">
+      <w:start w:val="1"/>
+      <w:numFmt w:val="lowerLetter"/>
+      <w:lvlText w:val="%8."/>
+      <w:lvlJc w:val="left"/>
+      <w:pPr>
+        <w:ind w:left="5760" w:hanging="360"/>
+      </w:pPr>
+    </w:lvl>
+    <w:lvl w:ilvl="8" w:tplc="0409001B" w:tentative="1">
+      <w:start w:val="1"/>
+      <w:numFmt w:val="lowerRoman"/>
+      <w:lvlText w:val="%9."/>
+      <w:lvlJc w:val="right"/>
+      <w:pPr>
+        <w:ind w:left="6480" w:hanging="180"/>
+      </w:pPr>
+    </w:lvl>
+  </w:abstractNum>
+  <w:num w:numId="1" w16cid:durableId="1775130160">
+    <w:abstractNumId w:val="0"/>
+  </w:num>
+</w:numbering>
 </file>
 
 <file path=word/styles.xml><?xml version="1.0" encoding="utf-8"?>
@@ -435,7 +595,7 @@
     <w:lsdException w:name="Unresolved Mention" w:semiHidden="1" w:unhideWhenUsed="1"/>
     <w:lsdException w:name="Smart Link" w:semiHidden="1" w:unhideWhenUsed="1"/>
   </w:latentStyles>
-  <w:style w:type="paragraph" w:default="1" w:styleId="a">
+  <w:style w:type="paragraph" w:default="1" w:styleId="Normal">
     <w:name w:val="Normal"/>
     <w:qFormat/>
     <w:pPr>
@@ -445,11 +605,11 @@
       <w:autoSpaceDN w:val="0"/>
     </w:pPr>
   </w:style>
-  <w:style w:type="paragraph" w:styleId="1">
+  <w:style w:type="paragraph" w:styleId="Heading1">
     <w:name w:val="heading 1"/>
-    <w:basedOn w:val="a"/>
-    <w:next w:val="a"/>
-    <w:link w:val="1Char"/>
+    <w:basedOn w:val="Normal"/>
+    <w:next w:val="Normal"/>
+    <w:link w:val="Heading1Char"/>
     <w:uiPriority w:val="9"/>
     <w:qFormat/>
     <w:rsid w:val="00932B2D"/>
@@ -466,11 +626,11 @@
       <w:szCs w:val="32"/>
     </w:rPr>
   </w:style>
-  <w:style w:type="paragraph" w:styleId="2">
+  <w:style w:type="paragraph" w:styleId="Heading2">
     <w:name w:val="heading 2"/>
-    <w:basedOn w:val="a"/>
-    <w:next w:val="a"/>
-    <w:link w:val="2Char"/>
+    <w:basedOn w:val="Normal"/>
+    <w:next w:val="Normal"/>
+    <w:link w:val="Heading2Char"/>
     <w:uiPriority w:val="9"/>
     <w:semiHidden/>
     <w:unhideWhenUsed/>
@@ -489,11 +649,11 @@
       <w:szCs w:val="28"/>
     </w:rPr>
   </w:style>
-  <w:style w:type="paragraph" w:styleId="3">
+  <w:style w:type="paragraph" w:styleId="Heading3">
     <w:name w:val="heading 3"/>
-    <w:basedOn w:val="a"/>
-    <w:next w:val="a"/>
-    <w:link w:val="3Char"/>
+    <w:basedOn w:val="Normal"/>
+    <w:next w:val="Normal"/>
+    <w:link w:val="Heading3Char"/>
     <w:uiPriority w:val="9"/>
     <w:semiHidden/>
     <w:unhideWhenUsed/>
@@ -511,11 +671,11 @@
       <w:sz w:val="24"/>
     </w:rPr>
   </w:style>
-  <w:style w:type="paragraph" w:styleId="4">
+  <w:style w:type="paragraph" w:styleId="Heading4">
     <w:name w:val="heading 4"/>
-    <w:basedOn w:val="a"/>
-    <w:next w:val="a"/>
-    <w:link w:val="4Char"/>
+    <w:basedOn w:val="Normal"/>
+    <w:next w:val="Normal"/>
+    <w:link w:val="Heading4Char"/>
     <w:uiPriority w:val="9"/>
     <w:semiHidden/>
     <w:unhideWhenUsed/>
@@ -532,11 +692,11 @@
       <w:color w:val="000000" w:themeColor="text1"/>
     </w:rPr>
   </w:style>
-  <w:style w:type="paragraph" w:styleId="5">
+  <w:style w:type="paragraph" w:styleId="Heading5">
     <w:name w:val="heading 5"/>
-    <w:basedOn w:val="a"/>
-    <w:next w:val="a"/>
-    <w:link w:val="5Char"/>
+    <w:basedOn w:val="Normal"/>
+    <w:next w:val="Normal"/>
+    <w:link w:val="Heading5Char"/>
     <w:uiPriority w:val="9"/>
     <w:semiHidden/>
     <w:unhideWhenUsed/>
@@ -554,11 +714,11 @@
       <w:color w:val="000000" w:themeColor="text1"/>
     </w:rPr>
   </w:style>
-  <w:style w:type="paragraph" w:styleId="6">
+  <w:style w:type="paragraph" w:styleId="Heading6">
     <w:name w:val="heading 6"/>
-    <w:basedOn w:val="a"/>
-    <w:next w:val="a"/>
-    <w:link w:val="6Char"/>
+    <w:basedOn w:val="Normal"/>
+    <w:next w:val="Normal"/>
+    <w:link w:val="Heading6Char"/>
     <w:uiPriority w:val="9"/>
     <w:semiHidden/>
     <w:unhideWhenUsed/>
@@ -576,11 +736,11 @@
       <w:color w:val="000000" w:themeColor="text1"/>
     </w:rPr>
   </w:style>
-  <w:style w:type="paragraph" w:styleId="7">
+  <w:style w:type="paragraph" w:styleId="Heading7">
     <w:name w:val="heading 7"/>
-    <w:basedOn w:val="a"/>
-    <w:next w:val="a"/>
-    <w:link w:val="7Char"/>
+    <w:basedOn w:val="Normal"/>
+    <w:next w:val="Normal"/>
+    <w:link w:val="Heading7Char"/>
     <w:uiPriority w:val="9"/>
     <w:semiHidden/>
     <w:unhideWhenUsed/>
@@ -598,11 +758,11 @@
       <w:color w:val="000000" w:themeColor="text1"/>
     </w:rPr>
   </w:style>
-  <w:style w:type="paragraph" w:styleId="8">
+  <w:style w:type="paragraph" w:styleId="Heading8">
     <w:name w:val="heading 8"/>
-    <w:basedOn w:val="a"/>
-    <w:next w:val="a"/>
-    <w:link w:val="8Char"/>
+    <w:basedOn w:val="Normal"/>
+    <w:next w:val="Normal"/>
+    <w:link w:val="Heading8Char"/>
     <w:uiPriority w:val="9"/>
     <w:semiHidden/>
     <w:unhideWhenUsed/>
@@ -620,11 +780,11 @@
       <w:color w:val="000000" w:themeColor="text1"/>
     </w:rPr>
   </w:style>
-  <w:style w:type="paragraph" w:styleId="9">
+  <w:style w:type="paragraph" w:styleId="Heading9">
     <w:name w:val="heading 9"/>
-    <w:basedOn w:val="a"/>
-    <w:next w:val="a"/>
-    <w:link w:val="9Char"/>
+    <w:basedOn w:val="Normal"/>
+    <w:next w:val="Normal"/>
+    <w:link w:val="Heading9Char"/>
     <w:uiPriority w:val="9"/>
     <w:semiHidden/>
     <w:unhideWhenUsed/>
@@ -642,12 +802,13 @@
       <w:color w:val="000000" w:themeColor="text1"/>
     </w:rPr>
   </w:style>
-  <w:style w:type="character" w:default="1" w:styleId="a0">
+  <w:style w:type="character" w:default="1" w:styleId="DefaultParagraphFont">
     <w:name w:val="Default Paragraph Font"/>
     <w:uiPriority w:val="1"/>
+    <w:semiHidden/>
     <w:unhideWhenUsed/>
   </w:style>
-  <w:style w:type="table" w:default="1" w:styleId="a1">
+  <w:style w:type="table" w:default="1" w:styleId="TableNormal">
     <w:name w:val="Normal Table"/>
     <w:uiPriority w:val="99"/>
     <w:semiHidden/>
@@ -662,16 +823,16 @@
       </w:tblCellMar>
     </w:tblPr>
   </w:style>
-  <w:style w:type="numbering" w:default="1" w:styleId="a2">
+  <w:style w:type="numbering" w:default="1" w:styleId="NoList">
     <w:name w:val="No List"/>
     <w:uiPriority w:val="99"/>
     <w:semiHidden/>
     <w:unhideWhenUsed/>
   </w:style>
-  <w:style w:type="character" w:customStyle="1" w:styleId="1Char">
-    <w:name w:val="제목 1 Char"/>
-    <w:basedOn w:val="a0"/>
-    <w:link w:val="1"/>
+  <w:style w:type="character" w:customStyle="1" w:styleId="Heading1Char">
+    <w:name w:val="Heading 1 Char"/>
+    <w:basedOn w:val="DefaultParagraphFont"/>
+    <w:link w:val="Heading1"/>
     <w:uiPriority w:val="9"/>
     <w:rsid w:val="00932B2D"/>
     <w:rPr>
@@ -681,10 +842,10 @@
       <w:szCs w:val="32"/>
     </w:rPr>
   </w:style>
-  <w:style w:type="character" w:customStyle="1" w:styleId="2Char">
-    <w:name w:val="제목 2 Char"/>
-    <w:basedOn w:val="a0"/>
-    <w:link w:val="2"/>
+  <w:style w:type="character" w:customStyle="1" w:styleId="Heading2Char">
+    <w:name w:val="Heading 2 Char"/>
+    <w:basedOn w:val="DefaultParagraphFont"/>
+    <w:link w:val="Heading2"/>
     <w:uiPriority w:val="9"/>
     <w:semiHidden/>
     <w:rsid w:val="00932B2D"/>
@@ -695,10 +856,10 @@
       <w:szCs w:val="28"/>
     </w:rPr>
   </w:style>
-  <w:style w:type="character" w:customStyle="1" w:styleId="3Char">
-    <w:name w:val="제목 3 Char"/>
-    <w:basedOn w:val="a0"/>
-    <w:link w:val="3"/>
+  <w:style w:type="character" w:customStyle="1" w:styleId="Heading3Char">
+    <w:name w:val="Heading 3 Char"/>
+    <w:basedOn w:val="DefaultParagraphFont"/>
+    <w:link w:val="Heading3"/>
     <w:uiPriority w:val="9"/>
     <w:semiHidden/>
     <w:rsid w:val="00932B2D"/>
@@ -708,83 +869,83 @@
       <w:sz w:val="24"/>
     </w:rPr>
   </w:style>
-  <w:style w:type="character" w:customStyle="1" w:styleId="4Char">
-    <w:name w:val="제목 4 Char"/>
-    <w:basedOn w:val="a0"/>
-    <w:link w:val="4"/>
-    <w:uiPriority w:val="9"/>
-    <w:semiHidden/>
-    <w:rsid w:val="00932B2D"/>
-    <w:rPr>
-      <w:rFonts w:asciiTheme="majorHAnsi" w:eastAsiaTheme="majorEastAsia" w:hAnsiTheme="majorHAnsi" w:cstheme="majorBidi"/>
-      <w:color w:val="000000" w:themeColor="text1"/>
-    </w:rPr>
-  </w:style>
-  <w:style w:type="character" w:customStyle="1" w:styleId="5Char">
-    <w:name w:val="제목 5 Char"/>
-    <w:basedOn w:val="a0"/>
-    <w:link w:val="5"/>
-    <w:uiPriority w:val="9"/>
-    <w:semiHidden/>
-    <w:rsid w:val="00932B2D"/>
-    <w:rPr>
-      <w:rFonts w:asciiTheme="majorHAnsi" w:eastAsiaTheme="majorEastAsia" w:hAnsiTheme="majorHAnsi" w:cstheme="majorBidi"/>
-      <w:color w:val="000000" w:themeColor="text1"/>
-    </w:rPr>
-  </w:style>
-  <w:style w:type="character" w:customStyle="1" w:styleId="6Char">
-    <w:name w:val="제목 6 Char"/>
-    <w:basedOn w:val="a0"/>
-    <w:link w:val="6"/>
-    <w:uiPriority w:val="9"/>
-    <w:semiHidden/>
-    <w:rsid w:val="00932B2D"/>
-    <w:rPr>
-      <w:rFonts w:asciiTheme="majorHAnsi" w:eastAsiaTheme="majorEastAsia" w:hAnsiTheme="majorHAnsi" w:cstheme="majorBidi"/>
-      <w:color w:val="000000" w:themeColor="text1"/>
-    </w:rPr>
-  </w:style>
-  <w:style w:type="character" w:customStyle="1" w:styleId="7Char">
-    <w:name w:val="제목 7 Char"/>
-    <w:basedOn w:val="a0"/>
-    <w:link w:val="7"/>
-    <w:uiPriority w:val="9"/>
-    <w:semiHidden/>
-    <w:rsid w:val="00932B2D"/>
-    <w:rPr>
-      <w:rFonts w:asciiTheme="majorHAnsi" w:eastAsiaTheme="majorEastAsia" w:hAnsiTheme="majorHAnsi" w:cstheme="majorBidi"/>
-      <w:color w:val="000000" w:themeColor="text1"/>
-    </w:rPr>
-  </w:style>
-  <w:style w:type="character" w:customStyle="1" w:styleId="8Char">
-    <w:name w:val="제목 8 Char"/>
-    <w:basedOn w:val="a0"/>
-    <w:link w:val="8"/>
-    <w:uiPriority w:val="9"/>
-    <w:semiHidden/>
-    <w:rsid w:val="00932B2D"/>
-    <w:rPr>
-      <w:rFonts w:asciiTheme="majorHAnsi" w:eastAsiaTheme="majorEastAsia" w:hAnsiTheme="majorHAnsi" w:cstheme="majorBidi"/>
-      <w:color w:val="000000" w:themeColor="text1"/>
-    </w:rPr>
-  </w:style>
-  <w:style w:type="character" w:customStyle="1" w:styleId="9Char">
-    <w:name w:val="제목 9 Char"/>
-    <w:basedOn w:val="a0"/>
-    <w:link w:val="9"/>
-    <w:uiPriority w:val="9"/>
-    <w:semiHidden/>
-    <w:rsid w:val="00932B2D"/>
-    <w:rPr>
-      <w:rFonts w:asciiTheme="majorHAnsi" w:eastAsiaTheme="majorEastAsia" w:hAnsiTheme="majorHAnsi" w:cstheme="majorBidi"/>
-      <w:color w:val="000000" w:themeColor="text1"/>
-    </w:rPr>
-  </w:style>
-  <w:style w:type="paragraph" w:styleId="a3">
+  <w:style w:type="character" w:customStyle="1" w:styleId="Heading4Char">
+    <w:name w:val="Heading 4 Char"/>
+    <w:basedOn w:val="DefaultParagraphFont"/>
+    <w:link w:val="Heading4"/>
+    <w:uiPriority w:val="9"/>
+    <w:semiHidden/>
+    <w:rsid w:val="00932B2D"/>
+    <w:rPr>
+      <w:rFonts w:asciiTheme="majorHAnsi" w:eastAsiaTheme="majorEastAsia" w:hAnsiTheme="majorHAnsi" w:cstheme="majorBidi"/>
+      <w:color w:val="000000" w:themeColor="text1"/>
+    </w:rPr>
+  </w:style>
+  <w:style w:type="character" w:customStyle="1" w:styleId="Heading5Char">
+    <w:name w:val="Heading 5 Char"/>
+    <w:basedOn w:val="DefaultParagraphFont"/>
+    <w:link w:val="Heading5"/>
+    <w:uiPriority w:val="9"/>
+    <w:semiHidden/>
+    <w:rsid w:val="00932B2D"/>
+    <w:rPr>
+      <w:rFonts w:asciiTheme="majorHAnsi" w:eastAsiaTheme="majorEastAsia" w:hAnsiTheme="majorHAnsi" w:cstheme="majorBidi"/>
+      <w:color w:val="000000" w:themeColor="text1"/>
+    </w:rPr>
+  </w:style>
+  <w:style w:type="character" w:customStyle="1" w:styleId="Heading6Char">
+    <w:name w:val="Heading 6 Char"/>
+    <w:basedOn w:val="DefaultParagraphFont"/>
+    <w:link w:val="Heading6"/>
+    <w:uiPriority w:val="9"/>
+    <w:semiHidden/>
+    <w:rsid w:val="00932B2D"/>
+    <w:rPr>
+      <w:rFonts w:asciiTheme="majorHAnsi" w:eastAsiaTheme="majorEastAsia" w:hAnsiTheme="majorHAnsi" w:cstheme="majorBidi"/>
+      <w:color w:val="000000" w:themeColor="text1"/>
+    </w:rPr>
+  </w:style>
+  <w:style w:type="character" w:customStyle="1" w:styleId="Heading7Char">
+    <w:name w:val="Heading 7 Char"/>
+    <w:basedOn w:val="DefaultParagraphFont"/>
+    <w:link w:val="Heading7"/>
+    <w:uiPriority w:val="9"/>
+    <w:semiHidden/>
+    <w:rsid w:val="00932B2D"/>
+    <w:rPr>
+      <w:rFonts w:asciiTheme="majorHAnsi" w:eastAsiaTheme="majorEastAsia" w:hAnsiTheme="majorHAnsi" w:cstheme="majorBidi"/>
+      <w:color w:val="000000" w:themeColor="text1"/>
+    </w:rPr>
+  </w:style>
+  <w:style w:type="character" w:customStyle="1" w:styleId="Heading8Char">
+    <w:name w:val="Heading 8 Char"/>
+    <w:basedOn w:val="DefaultParagraphFont"/>
+    <w:link w:val="Heading8"/>
+    <w:uiPriority w:val="9"/>
+    <w:semiHidden/>
+    <w:rsid w:val="00932B2D"/>
+    <w:rPr>
+      <w:rFonts w:asciiTheme="majorHAnsi" w:eastAsiaTheme="majorEastAsia" w:hAnsiTheme="majorHAnsi" w:cstheme="majorBidi"/>
+      <w:color w:val="000000" w:themeColor="text1"/>
+    </w:rPr>
+  </w:style>
+  <w:style w:type="character" w:customStyle="1" w:styleId="Heading9Char">
+    <w:name w:val="Heading 9 Char"/>
+    <w:basedOn w:val="DefaultParagraphFont"/>
+    <w:link w:val="Heading9"/>
+    <w:uiPriority w:val="9"/>
+    <w:semiHidden/>
+    <w:rsid w:val="00932B2D"/>
+    <w:rPr>
+      <w:rFonts w:asciiTheme="majorHAnsi" w:eastAsiaTheme="majorEastAsia" w:hAnsiTheme="majorHAnsi" w:cstheme="majorBidi"/>
+      <w:color w:val="000000" w:themeColor="text1"/>
+    </w:rPr>
+  </w:style>
+  <w:style w:type="paragraph" w:styleId="Title">
     <w:name w:val="Title"/>
-    <w:basedOn w:val="a"/>
-    <w:next w:val="a"/>
-    <w:link w:val="Char"/>
+    <w:basedOn w:val="Normal"/>
+    <w:next w:val="Normal"/>
+    <w:link w:val="TitleChar"/>
     <w:uiPriority w:val="10"/>
     <w:qFormat/>
     <w:rsid w:val="00932B2D"/>
@@ -801,10 +962,10 @@
       <w:szCs w:val="56"/>
     </w:rPr>
   </w:style>
-  <w:style w:type="character" w:customStyle="1" w:styleId="Char">
-    <w:name w:val="제목 Char"/>
-    <w:basedOn w:val="a0"/>
-    <w:link w:val="a3"/>
+  <w:style w:type="character" w:customStyle="1" w:styleId="TitleChar">
+    <w:name w:val="Title Char"/>
+    <w:basedOn w:val="DefaultParagraphFont"/>
+    <w:link w:val="Title"/>
     <w:uiPriority w:val="10"/>
     <w:rsid w:val="00932B2D"/>
     <w:rPr>
@@ -815,11 +976,11 @@
       <w:szCs w:val="56"/>
     </w:rPr>
   </w:style>
-  <w:style w:type="paragraph" w:styleId="a4">
+  <w:style w:type="paragraph" w:styleId="Subtitle">
     <w:name w:val="Subtitle"/>
-    <w:basedOn w:val="a"/>
-    <w:next w:val="a"/>
-    <w:link w:val="Char0"/>
+    <w:basedOn w:val="Normal"/>
+    <w:next w:val="Normal"/>
+    <w:link w:val="SubtitleChar"/>
     <w:uiPriority w:val="11"/>
     <w:qFormat/>
     <w:rsid w:val="00932B2D"/>
@@ -837,10 +998,10 @@
       <w:szCs w:val="28"/>
     </w:rPr>
   </w:style>
-  <w:style w:type="character" w:customStyle="1" w:styleId="Char0">
-    <w:name w:val="부제 Char"/>
-    <w:basedOn w:val="a0"/>
-    <w:link w:val="a4"/>
+  <w:style w:type="character" w:customStyle="1" w:styleId="SubtitleChar">
+    <w:name w:val="Subtitle Char"/>
+    <w:basedOn w:val="DefaultParagraphFont"/>
+    <w:link w:val="Subtitle"/>
     <w:uiPriority w:val="11"/>
     <w:rsid w:val="00932B2D"/>
     <w:rPr>
@@ -851,11 +1012,11 @@
       <w:szCs w:val="28"/>
     </w:rPr>
   </w:style>
-  <w:style w:type="paragraph" w:styleId="a5">
+  <w:style w:type="paragraph" w:styleId="Quote">
     <w:name w:val="Quote"/>
-    <w:basedOn w:val="a"/>
-    <w:next w:val="a"/>
-    <w:link w:val="Char1"/>
+    <w:basedOn w:val="Normal"/>
+    <w:next w:val="Normal"/>
+    <w:link w:val="QuoteChar"/>
     <w:uiPriority w:val="29"/>
     <w:qFormat/>
     <w:rsid w:val="00932B2D"/>
@@ -869,10 +1030,10 @@
       <w:color w:val="404040" w:themeColor="text1" w:themeTint="BF"/>
     </w:rPr>
   </w:style>
-  <w:style w:type="character" w:customStyle="1" w:styleId="Char1">
-    <w:name w:val="인용 Char"/>
-    <w:basedOn w:val="a0"/>
-    <w:link w:val="a5"/>
+  <w:style w:type="character" w:customStyle="1" w:styleId="QuoteChar">
+    <w:name w:val="Quote Char"/>
+    <w:basedOn w:val="DefaultParagraphFont"/>
+    <w:link w:val="Quote"/>
     <w:uiPriority w:val="29"/>
     <w:rsid w:val="00932B2D"/>
     <w:rPr>
@@ -881,9 +1042,9 @@
       <w:color w:val="404040" w:themeColor="text1" w:themeTint="BF"/>
     </w:rPr>
   </w:style>
-  <w:style w:type="paragraph" w:styleId="a6">
+  <w:style w:type="paragraph" w:styleId="ListParagraph">
     <w:name w:val="List Paragraph"/>
-    <w:basedOn w:val="a"/>
+    <w:basedOn w:val="Normal"/>
     <w:uiPriority w:val="34"/>
     <w:qFormat/>
     <w:rsid w:val="00932B2D"/>
@@ -892,9 +1053,9 @@
       <w:contextualSpacing/>
     </w:pPr>
   </w:style>
-  <w:style w:type="character" w:styleId="a7">
+  <w:style w:type="character" w:styleId="IntenseEmphasis">
     <w:name w:val="Intense Emphasis"/>
-    <w:basedOn w:val="a0"/>
+    <w:basedOn w:val="DefaultParagraphFont"/>
     <w:uiPriority w:val="21"/>
     <w:qFormat/>
     <w:rsid w:val="00932B2D"/>
@@ -904,11 +1065,11 @@
       <w:color w:val="0F4761" w:themeColor="accent1" w:themeShade="BF"/>
     </w:rPr>
   </w:style>
-  <w:style w:type="paragraph" w:styleId="a8">
+  <w:style w:type="paragraph" w:styleId="IntenseQuote">
     <w:name w:val="Intense Quote"/>
-    <w:basedOn w:val="a"/>
-    <w:next w:val="a"/>
-    <w:link w:val="Char2"/>
+    <w:basedOn w:val="Normal"/>
+    <w:next w:val="Normal"/>
+    <w:link w:val="IntenseQuoteChar"/>
     <w:uiPriority w:val="30"/>
     <w:qFormat/>
     <w:rsid w:val="00932B2D"/>
@@ -927,10 +1088,10 @@
       <w:color w:val="0F4761" w:themeColor="accent1" w:themeShade="BF"/>
     </w:rPr>
   </w:style>
-  <w:style w:type="character" w:customStyle="1" w:styleId="Char2">
-    <w:name w:val="강한 인용 Char"/>
-    <w:basedOn w:val="a0"/>
-    <w:link w:val="a8"/>
+  <w:style w:type="character" w:customStyle="1" w:styleId="IntenseQuoteChar">
+    <w:name w:val="Intense Quote Char"/>
+    <w:basedOn w:val="DefaultParagraphFont"/>
+    <w:link w:val="IntenseQuote"/>
     <w:uiPriority w:val="30"/>
     <w:rsid w:val="00932B2D"/>
     <w:rPr>
@@ -939,9 +1100,9 @@
       <w:color w:val="0F4761" w:themeColor="accent1" w:themeShade="BF"/>
     </w:rPr>
   </w:style>
-  <w:style w:type="character" w:styleId="a9">
+  <w:style w:type="character" w:styleId="IntenseReference">
     <w:name w:val="Intense Reference"/>
-    <w:basedOn w:val="a0"/>
+    <w:basedOn w:val="DefaultParagraphFont"/>
     <w:uiPriority w:val="32"/>
     <w:qFormat/>
     <w:rsid w:val="00932B2D"/>
